--- a/fra/docx/25.content.docx
+++ b/fra/docx/25.content.docx
@@ -19,7 +19,7 @@
         <w:rPr>
           <w:lang w:val="fr_FR" w:bidi="fr_FR"/>
         </w:rPr>
-        <w:t>Resource: Notes d'étude - Introductions aux livres (Tyndale)</w:t>
+        <w:t>Resource: Tyndale Open Study Notes</w:t>
       </w:r>
       <w:r>
         <w:rPr>
@@ -112,7 +112,7 @@
         <w:rPr>
           <w:lang w:val="fr_FR" w:bidi="fr_FR"/>
         </w:rPr>
-        <w:t>Notes d'étude - Introductions aux livres (Tyndale)</w:t>
+        <w:t>Tyndale Open Study Notes</w:t>
       </w:r>
     </w:p>
     <w:p>

--- a/fra/docx/25.content.docx
+++ b/fra/docx/25.content.docx
@@ -19,7 +19,7 @@
         <w:rPr>
           <w:lang w:val="fr_FR" w:bidi="fr_FR"/>
         </w:rPr>
-        <w:t>Resource: Tyndale Open Study Notes</w:t>
+        <w:t>Resource: Aquifer Open Study Notes (Book Intros)</w:t>
       </w:r>
       <w:r>
         <w:rPr>
@@ -112,7 +112,7 @@
         <w:rPr>
           <w:lang w:val="fr_FR" w:bidi="fr_FR"/>
         </w:rPr>
-        <w:t>Tyndale Open Study Notes</w:t>
+        <w:t>Aquifer Open Study Notes (Book Intros)</w:t>
       </w:r>
     </w:p>
     <w:p>

--- a/fra/docx/25.content.docx
+++ b/fra/docx/25.content.docx
@@ -297,18 +297,12 @@
         </w:rPr>
         <w:t xml:space="preserve">Le </w:t>
       </w:r>
-      <w:hyperlink r:id="rId13">
-        <w:r>
-          <w:rPr>
-            <w:lang w:val="fr_FR" w:bidi="fr_FR"/>
-          </w:rPr>
-          <w:rPr>
-            <w:color w:val="0000EE"/>
-            <w:u w:val="single"/>
-          </w:rPr>
-          <w:t>chap. 1</w:t>
-        </w:r>
-      </w:hyperlink>
+      <w:r>
+        <w:rPr>
+          <w:lang w:val="fr_FR" w:bidi="fr_FR"/>
+        </w:rPr>
+        <w:t>chap. 1</w:t>
+      </w:r>
       <w:r>
         <w:rPr>
           <w:lang w:val="fr_FR" w:bidi="fr_FR"/>
@@ -329,18 +323,12 @@
         </w:rPr>
         <w:t xml:space="preserve">Le </w:t>
       </w:r>
-      <w:hyperlink r:id="rId14">
-        <w:r>
-          <w:rPr>
-            <w:lang w:val="fr_FR" w:bidi="fr_FR"/>
-          </w:rPr>
-          <w:rPr>
-            <w:color w:val="0000EE"/>
-            <w:u w:val="single"/>
-          </w:rPr>
-          <w:t>chap. 2</w:t>
-        </w:r>
-      </w:hyperlink>
+      <w:r>
+        <w:rPr>
+          <w:lang w:val="fr_FR" w:bidi="fr_FR"/>
+        </w:rPr>
+        <w:t>chap. 2</w:t>
+      </w:r>
       <w:r>
         <w:rPr>
           <w:lang w:val="fr_FR" w:bidi="fr_FR"/>
@@ -361,18 +349,12 @@
         </w:rPr>
         <w:t xml:space="preserve">Le </w:t>
       </w:r>
-      <w:hyperlink r:id="rId15">
-        <w:r>
-          <w:rPr>
-            <w:lang w:val="fr_FR" w:bidi="fr_FR"/>
-          </w:rPr>
-          <w:rPr>
-            <w:color w:val="0000EE"/>
-            <w:u w:val="single"/>
-          </w:rPr>
-          <w:t>chap. 3</w:t>
-        </w:r>
-      </w:hyperlink>
+      <w:r>
+        <w:rPr>
+          <w:lang w:val="fr_FR" w:bidi="fr_FR"/>
+        </w:rPr>
+        <w:t>chap. 3</w:t>
+      </w:r>
       <w:r>
         <w:rPr>
           <w:lang w:val="fr_FR" w:bidi="fr_FR"/>
@@ -393,18 +375,12 @@
         </w:rPr>
         <w:t xml:space="preserve">Le </w:t>
       </w:r>
-      <w:hyperlink r:id="rId16">
-        <w:r>
-          <w:rPr>
-            <w:lang w:val="fr_FR" w:bidi="fr_FR"/>
-          </w:rPr>
-          <w:rPr>
-            <w:color w:val="0000EE"/>
-            <w:u w:val="single"/>
-          </w:rPr>
-          <w:t>chap. 4</w:t>
-        </w:r>
-      </w:hyperlink>
+      <w:r>
+        <w:rPr>
+          <w:lang w:val="fr_FR" w:bidi="fr_FR"/>
+        </w:rPr>
+        <w:t>chap. 4</w:t>
+      </w:r>
       <w:r>
         <w:rPr>
           <w:lang w:val="fr_FR" w:bidi="fr_FR"/>
@@ -425,18 +401,12 @@
         </w:rPr>
         <w:t xml:space="preserve">Le </w:t>
       </w:r>
-      <w:hyperlink r:id="rId17">
-        <w:r>
-          <w:rPr>
-            <w:lang w:val="fr_FR" w:bidi="fr_FR"/>
-          </w:rPr>
-          <w:rPr>
-            <w:color w:val="0000EE"/>
-            <w:u w:val="single"/>
-          </w:rPr>
-          <w:t>chap. 5</w:t>
-        </w:r>
-      </w:hyperlink>
+      <w:r>
+        <w:rPr>
+          <w:lang w:val="fr_FR" w:bidi="fr_FR"/>
+        </w:rPr>
+        <w:t>chap. 5</w:t>
+      </w:r>
       <w:r>
         <w:rPr>
           <w:lang w:val="fr_FR" w:bidi="fr_FR"/>
@@ -457,18 +427,12 @@
         </w:rPr>
         <w:t>Les quatre premiers poèmes sont des acrostiches basés sur les vingt-deux lettres de l'alphabet hébreu : chaque strophe commence par une lettre différente de l’alphabet hébreu, dans l’ordre. Ce détail dans la structure du texte, indiscernable dans les traductions françaises, souligne l’intensité du message. Le</w:t>
       </w:r>
-      <w:hyperlink r:id="rId17">
-        <w:r>
-          <w:rPr>
-            <w:lang w:val="fr_FR" w:bidi="fr_FR"/>
-          </w:rPr>
-          <w:rPr>
-            <w:color w:val="0000EE"/>
-            <w:u w:val="single"/>
-          </w:rPr>
-          <w:t xml:space="preserve"> chap. 5</w:t>
-        </w:r>
-      </w:hyperlink>
+      <w:r>
+        <w:rPr>
+          <w:lang w:val="fr_FR" w:bidi="fr_FR"/>
+        </w:rPr>
+        <w:t xml:space="preserve"> chap. 5</w:t>
+      </w:r>
       <w:r>
         <w:rPr>
           <w:lang w:val="fr_FR" w:bidi="fr_FR"/>
@@ -500,18 +464,12 @@
         </w:rPr>
         <w:t>Le livre des Lamentations ne mentionne pas directement son auteur. Les poèmes se situent juste avant et après la chute de Jérusalem en 586 av. J.-C. À cette période, Jérémie se trouvait à Jérusalem, et il a longtemps été considéré comme l'auteur du livre. Il est aussi possible que ce livre ait été rédigé avec l’aide de Baruc, le scribe et collaborateur de Jérémie. Le livre de 2 Chroniques indique que Jérémie a écrit des complaintes (c'est-à-dire des lamentations) à l’occasion de la mort du roi Josias (</w:t>
       </w:r>
-      <w:hyperlink r:id="rId18">
-        <w:r>
-          <w:rPr>
-            <w:lang w:val="fr_FR" w:bidi="fr_FR"/>
-          </w:rPr>
-          <w:rPr>
-            <w:color w:val="0000EE"/>
-            <w:u w:val="single"/>
-          </w:rPr>
-          <w:t>2Ch 35.25</w:t>
-        </w:r>
-      </w:hyperlink>
+      <w:r>
+        <w:rPr>
+          <w:lang w:val="fr_FR" w:bidi="fr_FR"/>
+        </w:rPr>
+        <w:t>2Ch 35.25</w:t>
+      </w:r>
       <w:r>
         <w:rPr>
           <w:lang w:val="fr_FR" w:bidi="fr_FR"/>
@@ -532,738 +490,492 @@
         </w:rPr>
         <w:t>De nombreux parallèles thématiques renforcent ce lien entre les deux livres. On y retrouve notamment des allusions à la souffrance des veuves (</w:t>
       </w:r>
-      <w:hyperlink r:id="rId19">
-        <w:r>
-          <w:rPr>
-            <w:lang w:val="fr_FR" w:bidi="fr_FR"/>
-          </w:rPr>
-          <w:rPr>
-            <w:color w:val="0000EE"/>
-            <w:u w:val="single"/>
-          </w:rPr>
-          <w:t>1.1</w:t>
-        </w:r>
-      </w:hyperlink>
+      <w:r>
+        <w:rPr>
+          <w:lang w:val="fr_FR" w:bidi="fr_FR"/>
+        </w:rPr>
+        <w:t>1.1</w:t>
+      </w:r>
       <w:r>
         <w:rPr>
           <w:lang w:val="fr_FR" w:bidi="fr_FR"/>
         </w:rPr>
         <w:t xml:space="preserve"> ; </w:t>
       </w:r>
-      <w:hyperlink r:id="rId20">
-        <w:r>
-          <w:rPr>
-            <w:lang w:val="fr_FR" w:bidi="fr_FR"/>
-          </w:rPr>
-          <w:rPr>
-            <w:color w:val="0000EE"/>
-            <w:u w:val="single"/>
-          </w:rPr>
-          <w:t>5.3</w:t>
-        </w:r>
-      </w:hyperlink>
+      <w:r>
+        <w:rPr>
+          <w:lang w:val="fr_FR" w:bidi="fr_FR"/>
+        </w:rPr>
+        <w:t>5.3</w:t>
+      </w:r>
       <w:r>
         <w:rPr>
           <w:lang w:val="fr_FR" w:bidi="fr_FR"/>
         </w:rPr>
         <w:t xml:space="preserve"> ; cf. </w:t>
       </w:r>
-      <w:hyperlink r:id="rId21">
-        <w:r>
-          <w:rPr>
-            <w:lang w:val="fr_FR" w:bidi="fr_FR"/>
-          </w:rPr>
-          <w:rPr>
-            <w:color w:val="0000EE"/>
-            <w:u w:val="single"/>
-          </w:rPr>
-          <w:t>Jr 15.8</w:t>
-        </w:r>
-      </w:hyperlink>
+      <w:r>
+        <w:rPr>
+          <w:lang w:val="fr_FR" w:bidi="fr_FR"/>
+        </w:rPr>
+        <w:t>Jr 15.8</w:t>
+      </w:r>
       <w:r>
         <w:rPr>
           <w:lang w:val="fr_FR" w:bidi="fr_FR"/>
         </w:rPr>
         <w:t xml:space="preserve"> ; </w:t>
       </w:r>
-      <w:hyperlink r:id="rId22">
-        <w:r>
-          <w:rPr>
-            <w:lang w:val="fr_FR" w:bidi="fr_FR"/>
-          </w:rPr>
-          <w:rPr>
-            <w:color w:val="0000EE"/>
-            <w:u w:val="single"/>
-          </w:rPr>
-          <w:t>18.21</w:t>
-        </w:r>
-      </w:hyperlink>
+      <w:r>
+        <w:rPr>
+          <w:lang w:val="fr_FR" w:bidi="fr_FR"/>
+        </w:rPr>
+        <w:t>18.21</w:t>
+      </w:r>
       <w:r>
         <w:rPr>
           <w:lang w:val="fr_FR" w:bidi="fr_FR"/>
         </w:rPr>
         <w:t>) ; aux pleurs du peuple (</w:t>
       </w:r>
-      <w:hyperlink r:id="rId23">
-        <w:r>
-          <w:rPr>
-            <w:lang w:val="fr_FR" w:bidi="fr_FR"/>
-          </w:rPr>
-          <w:rPr>
-            <w:color w:val="0000EE"/>
-            <w:u w:val="single"/>
-          </w:rPr>
-          <w:t>1.2</w:t>
-        </w:r>
-      </w:hyperlink>
+      <w:r>
+        <w:rPr>
+          <w:lang w:val="fr_FR" w:bidi="fr_FR"/>
+        </w:rPr>
+        <w:t>1.2</w:t>
+      </w:r>
       <w:r>
         <w:rPr>
           <w:lang w:val="fr_FR" w:bidi="fr_FR"/>
         </w:rPr>
         <w:t xml:space="preserve">, </w:t>
       </w:r>
-      <w:hyperlink r:id="rId24">
-        <w:r>
-          <w:rPr>
-            <w:lang w:val="fr_FR" w:bidi="fr_FR"/>
-          </w:rPr>
-          <w:rPr>
-            <w:color w:val="0000EE"/>
-            <w:u w:val="single"/>
-          </w:rPr>
-          <w:t>16</w:t>
-        </w:r>
-      </w:hyperlink>
+      <w:r>
+        <w:rPr>
+          <w:lang w:val="fr_FR" w:bidi="fr_FR"/>
+        </w:rPr>
+        <w:t>16</w:t>
+      </w:r>
       <w:r>
         <w:rPr>
           <w:lang w:val="fr_FR" w:bidi="fr_FR"/>
         </w:rPr>
         <w:t xml:space="preserve"> ; </w:t>
       </w:r>
-      <w:hyperlink r:id="rId25">
-        <w:r>
-          <w:rPr>
-            <w:lang w:val="fr_FR" w:bidi="fr_FR"/>
-          </w:rPr>
-          <w:rPr>
-            <w:color w:val="0000EE"/>
-            <w:u w:val="single"/>
-          </w:rPr>
-          <w:t>2.18</w:t>
-        </w:r>
-      </w:hyperlink>
+      <w:r>
+        <w:rPr>
+          <w:lang w:val="fr_FR" w:bidi="fr_FR"/>
+        </w:rPr>
+        <w:t>2.18</w:t>
+      </w:r>
       <w:r>
         <w:rPr>
           <w:lang w:val="fr_FR" w:bidi="fr_FR"/>
         </w:rPr>
         <w:t xml:space="preserve"> ; </w:t>
       </w:r>
-      <w:hyperlink r:id="rId26">
-        <w:r>
-          <w:rPr>
-            <w:lang w:val="fr_FR" w:bidi="fr_FR"/>
-          </w:rPr>
-          <w:rPr>
-            <w:color w:val="0000EE"/>
-            <w:u w:val="single"/>
-          </w:rPr>
-          <w:t>3.48–49</w:t>
-        </w:r>
-      </w:hyperlink>
+      <w:r>
+        <w:rPr>
+          <w:lang w:val="fr_FR" w:bidi="fr_FR"/>
+        </w:rPr>
+        <w:t>3.48–49</w:t>
+      </w:r>
       <w:r>
         <w:rPr>
           <w:lang w:val="fr_FR" w:bidi="fr_FR"/>
         </w:rPr>
         <w:t xml:space="preserve"> ; cf. </w:t>
       </w:r>
-      <w:hyperlink r:id="rId27">
-        <w:r>
-          <w:rPr>
-            <w:lang w:val="fr_FR" w:bidi="fr_FR"/>
-          </w:rPr>
-          <w:rPr>
-            <w:color w:val="0000EE"/>
-            <w:u w:val="single"/>
-          </w:rPr>
-          <w:t>Jr 4.8</w:t>
-        </w:r>
-      </w:hyperlink>
+      <w:r>
+        <w:rPr>
+          <w:lang w:val="fr_FR" w:bidi="fr_FR"/>
+        </w:rPr>
+        <w:t>Jr 4.8</w:t>
+      </w:r>
       <w:r>
         <w:rPr>
           <w:lang w:val="fr_FR" w:bidi="fr_FR"/>
         </w:rPr>
         <w:t xml:space="preserve"> ; </w:t>
       </w:r>
-      <w:hyperlink r:id="rId28">
-        <w:r>
-          <w:rPr>
-            <w:lang w:val="fr_FR" w:bidi="fr_FR"/>
-          </w:rPr>
-          <w:rPr>
-            <w:color w:val="0000EE"/>
-            <w:u w:val="single"/>
-          </w:rPr>
-          <w:t>6.26</w:t>
-        </w:r>
-      </w:hyperlink>
+      <w:r>
+        <w:rPr>
+          <w:lang w:val="fr_FR" w:bidi="fr_FR"/>
+        </w:rPr>
+        <w:t>6.26</w:t>
+      </w:r>
       <w:r>
         <w:rPr>
           <w:lang w:val="fr_FR" w:bidi="fr_FR"/>
         </w:rPr>
         <w:t xml:space="preserve"> ; </w:t>
       </w:r>
-      <w:hyperlink r:id="rId29">
-        <w:r>
-          <w:rPr>
-            <w:lang w:val="fr_FR" w:bidi="fr_FR"/>
-          </w:rPr>
-          <w:rPr>
-            <w:color w:val="0000EE"/>
-            <w:u w:val="single"/>
-          </w:rPr>
-          <w:t>9.1</w:t>
-        </w:r>
-      </w:hyperlink>
+      <w:r>
+        <w:rPr>
+          <w:lang w:val="fr_FR" w:bidi="fr_FR"/>
+        </w:rPr>
+        <w:t>9.1</w:t>
+      </w:r>
       <w:r>
         <w:rPr>
           <w:lang w:val="fr_FR" w:bidi="fr_FR"/>
         </w:rPr>
         <w:t xml:space="preserve"> ; </w:t>
       </w:r>
-      <w:hyperlink r:id="rId30">
-        <w:r>
-          <w:rPr>
-            <w:lang w:val="fr_FR" w:bidi="fr_FR"/>
-          </w:rPr>
-          <w:rPr>
-            <w:color w:val="0000EE"/>
-            <w:u w:val="single"/>
-          </w:rPr>
-          <w:t>13.17</w:t>
-        </w:r>
-      </w:hyperlink>
+      <w:r>
+        <w:rPr>
+          <w:lang w:val="fr_FR" w:bidi="fr_FR"/>
+        </w:rPr>
+        <w:t>13.17</w:t>
+      </w:r>
       <w:r>
         <w:rPr>
           <w:lang w:val="fr_FR" w:bidi="fr_FR"/>
         </w:rPr>
         <w:t xml:space="preserve"> ; </w:t>
       </w:r>
-      <w:hyperlink r:id="rId31">
-        <w:r>
-          <w:rPr>
-            <w:lang w:val="fr_FR" w:bidi="fr_FR"/>
-          </w:rPr>
-          <w:rPr>
-            <w:color w:val="0000EE"/>
-            <w:u w:val="single"/>
-          </w:rPr>
-          <w:t>14.17</w:t>
-        </w:r>
-      </w:hyperlink>
+      <w:r>
+        <w:rPr>
+          <w:lang w:val="fr_FR" w:bidi="fr_FR"/>
+        </w:rPr>
+        <w:t>14.17</w:t>
+      </w:r>
       <w:r>
         <w:rPr>
           <w:lang w:val="fr_FR" w:bidi="fr_FR"/>
         </w:rPr>
         <w:t xml:space="preserve"> ; </w:t>
       </w:r>
-      <w:hyperlink r:id="rId32">
-        <w:r>
-          <w:rPr>
-            <w:lang w:val="fr_FR" w:bidi="fr_FR"/>
-          </w:rPr>
-          <w:rPr>
-            <w:color w:val="0000EE"/>
-            <w:u w:val="single"/>
-          </w:rPr>
-          <w:t>25.34</w:t>
-        </w:r>
-      </w:hyperlink>
+      <w:r>
+        <w:rPr>
+          <w:lang w:val="fr_FR" w:bidi="fr_FR"/>
+        </w:rPr>
+        <w:t>25.34</w:t>
+      </w:r>
       <w:r>
         <w:rPr>
           <w:lang w:val="fr_FR" w:bidi="fr_FR"/>
         </w:rPr>
         <w:t>) ; au péché (</w:t>
       </w:r>
-      <w:hyperlink r:id="rId33">
-        <w:r>
-          <w:rPr>
-            <w:lang w:val="fr_FR" w:bidi="fr_FR"/>
-          </w:rPr>
-          <w:rPr>
-            <w:color w:val="0000EE"/>
-            <w:u w:val="single"/>
-          </w:rPr>
-          <w:t>1.5</w:t>
-        </w:r>
-      </w:hyperlink>
+      <w:r>
+        <w:rPr>
+          <w:lang w:val="fr_FR" w:bidi="fr_FR"/>
+        </w:rPr>
+        <w:t>1.5</w:t>
+      </w:r>
       <w:r>
         <w:rPr>
           <w:lang w:val="fr_FR" w:bidi="fr_FR"/>
         </w:rPr>
         <w:t xml:space="preserve">, </w:t>
       </w:r>
-      <w:hyperlink r:id="rId34">
-        <w:r>
-          <w:rPr>
-            <w:lang w:val="fr_FR" w:bidi="fr_FR"/>
-          </w:rPr>
-          <w:rPr>
-            <w:color w:val="0000EE"/>
-            <w:u w:val="single"/>
-          </w:rPr>
-          <w:t>10</w:t>
-        </w:r>
-      </w:hyperlink>
+      <w:r>
+        <w:rPr>
+          <w:lang w:val="fr_FR" w:bidi="fr_FR"/>
+        </w:rPr>
+        <w:t>10</w:t>
+      </w:r>
       <w:r>
         <w:rPr>
           <w:lang w:val="fr_FR" w:bidi="fr_FR"/>
         </w:rPr>
         <w:t xml:space="preserve">, </w:t>
       </w:r>
-      <w:hyperlink r:id="rId35">
-        <w:r>
-          <w:rPr>
-            <w:lang w:val="fr_FR" w:bidi="fr_FR"/>
-          </w:rPr>
-          <w:rPr>
-            <w:color w:val="0000EE"/>
-            <w:u w:val="single"/>
-          </w:rPr>
-          <w:t>18</w:t>
-        </w:r>
-      </w:hyperlink>
+      <w:r>
+        <w:rPr>
+          <w:lang w:val="fr_FR" w:bidi="fr_FR"/>
+        </w:rPr>
+        <w:t>18</w:t>
+      </w:r>
       <w:r>
         <w:rPr>
           <w:lang w:val="fr_FR" w:bidi="fr_FR"/>
         </w:rPr>
         <w:t xml:space="preserve">, </w:t>
       </w:r>
-      <w:hyperlink r:id="rId36">
-        <w:r>
-          <w:rPr>
-            <w:lang w:val="fr_FR" w:bidi="fr_FR"/>
-          </w:rPr>
-          <w:rPr>
-            <w:color w:val="0000EE"/>
-            <w:u w:val="single"/>
-          </w:rPr>
-          <w:t>22</w:t>
-        </w:r>
-      </w:hyperlink>
+      <w:r>
+        <w:rPr>
+          <w:lang w:val="fr_FR" w:bidi="fr_FR"/>
+        </w:rPr>
+        <w:t>22</w:t>
+      </w:r>
       <w:r>
         <w:rPr>
           <w:lang w:val="fr_FR" w:bidi="fr_FR"/>
         </w:rPr>
         <w:t xml:space="preserve"> ; </w:t>
       </w:r>
-      <w:hyperlink r:id="rId37">
-        <w:r>
-          <w:rPr>
-            <w:lang w:val="fr_FR" w:bidi="fr_FR"/>
-          </w:rPr>
-          <w:rPr>
-            <w:color w:val="0000EE"/>
-            <w:u w:val="single"/>
-          </w:rPr>
-          <w:t>3.42</w:t>
-        </w:r>
-      </w:hyperlink>
+      <w:r>
+        <w:rPr>
+          <w:lang w:val="fr_FR" w:bidi="fr_FR"/>
+        </w:rPr>
+        <w:t>3.42</w:t>
+      </w:r>
       <w:r>
         <w:rPr>
           <w:lang w:val="fr_FR" w:bidi="fr_FR"/>
         </w:rPr>
         <w:t xml:space="preserve"> ; </w:t>
       </w:r>
-      <w:hyperlink r:id="rId38">
-        <w:r>
-          <w:rPr>
-            <w:lang w:val="fr_FR" w:bidi="fr_FR"/>
-          </w:rPr>
-          <w:rPr>
-            <w:color w:val="0000EE"/>
-            <w:u w:val="single"/>
-          </w:rPr>
-          <w:t>4.13–14</w:t>
-        </w:r>
-      </w:hyperlink>
+      <w:r>
+        <w:rPr>
+          <w:lang w:val="fr_FR" w:bidi="fr_FR"/>
+        </w:rPr>
+        <w:t>4.13–14</w:t>
+      </w:r>
       <w:r>
         <w:rPr>
           <w:lang w:val="fr_FR" w:bidi="fr_FR"/>
         </w:rPr>
         <w:t xml:space="preserve"> ; </w:t>
       </w:r>
-      <w:hyperlink r:id="rId39">
-        <w:r>
-          <w:rPr>
-            <w:lang w:val="fr_FR" w:bidi="fr_FR"/>
-          </w:rPr>
-          <w:rPr>
-            <w:color w:val="0000EE"/>
-            <w:u w:val="single"/>
-          </w:rPr>
-          <w:t>5.7</w:t>
-        </w:r>
-      </w:hyperlink>
+      <w:r>
+        <w:rPr>
+          <w:lang w:val="fr_FR" w:bidi="fr_FR"/>
+        </w:rPr>
+        <w:t>5.7</w:t>
+      </w:r>
       <w:r>
         <w:rPr>
           <w:lang w:val="fr_FR" w:bidi="fr_FR"/>
         </w:rPr>
         <w:t xml:space="preserve"> ; cf. </w:t>
       </w:r>
-      <w:hyperlink r:id="rId40">
-        <w:r>
-          <w:rPr>
-            <w:lang w:val="fr_FR" w:bidi="fr_FR"/>
-          </w:rPr>
-          <w:rPr>
-            <w:color w:val="0000EE"/>
-            <w:u w:val="single"/>
-          </w:rPr>
-          <w:t>Jr 2.34</w:t>
-        </w:r>
-      </w:hyperlink>
+      <w:r>
+        <w:rPr>
+          <w:lang w:val="fr_FR" w:bidi="fr_FR"/>
+        </w:rPr>
+        <w:t>Jr 2.34</w:t>
+      </w:r>
       <w:r>
         <w:rPr>
           <w:lang w:val="fr_FR" w:bidi="fr_FR"/>
         </w:rPr>
         <w:t xml:space="preserve"> ; </w:t>
       </w:r>
-      <w:hyperlink r:id="rId41">
-        <w:r>
-          <w:rPr>
-            <w:lang w:val="fr_FR" w:bidi="fr_FR"/>
-          </w:rPr>
-          <w:rPr>
-            <w:color w:val="0000EE"/>
-            <w:u w:val="single"/>
-          </w:rPr>
-          <w:t>4.17</w:t>
-        </w:r>
-      </w:hyperlink>
+      <w:r>
+        <w:rPr>
+          <w:lang w:val="fr_FR" w:bidi="fr_FR"/>
+        </w:rPr>
+        <w:t>4.17</w:t>
+      </w:r>
       <w:r>
         <w:rPr>
           <w:lang w:val="fr_FR" w:bidi="fr_FR"/>
         </w:rPr>
         <w:t xml:space="preserve"> ; </w:t>
       </w:r>
-      <w:hyperlink r:id="rId42">
-        <w:r>
-          <w:rPr>
-            <w:lang w:val="fr_FR" w:bidi="fr_FR"/>
-          </w:rPr>
-          <w:rPr>
-            <w:color w:val="0000EE"/>
-            <w:u w:val="single"/>
-          </w:rPr>
-          <w:t>14.20</w:t>
-        </w:r>
-      </w:hyperlink>
+      <w:r>
+        <w:rPr>
+          <w:lang w:val="fr_FR" w:bidi="fr_FR"/>
+        </w:rPr>
+        <w:t>14.20</w:t>
+      </w:r>
       <w:r>
         <w:rPr>
           <w:lang w:val="fr_FR" w:bidi="fr_FR"/>
         </w:rPr>
         <w:t xml:space="preserve"> ; </w:t>
       </w:r>
-      <w:hyperlink r:id="rId43">
-        <w:r>
-          <w:rPr>
-            <w:lang w:val="fr_FR" w:bidi="fr_FR"/>
-          </w:rPr>
-          <w:rPr>
-            <w:color w:val="0000EE"/>
-            <w:u w:val="single"/>
-          </w:rPr>
-          <w:t>30.14–16</w:t>
-        </w:r>
-      </w:hyperlink>
+      <w:r>
+        <w:rPr>
+          <w:lang w:val="fr_FR" w:bidi="fr_FR"/>
+        </w:rPr>
+        <w:t>30.14–16</w:t>
+      </w:r>
       <w:r>
         <w:rPr>
           <w:lang w:val="fr_FR" w:bidi="fr_FR"/>
         </w:rPr>
         <w:t xml:space="preserve"> ; </w:t>
       </w:r>
-      <w:hyperlink r:id="rId44">
-        <w:r>
-          <w:rPr>
-            <w:lang w:val="fr_FR" w:bidi="fr_FR"/>
-          </w:rPr>
-          <w:rPr>
-            <w:color w:val="0000EE"/>
-            <w:u w:val="single"/>
-          </w:rPr>
-          <w:t>31.29</w:t>
-        </w:r>
-      </w:hyperlink>
+      <w:r>
+        <w:rPr>
+          <w:lang w:val="fr_FR" w:bidi="fr_FR"/>
+        </w:rPr>
+        <w:t>31.29</w:t>
+      </w:r>
       <w:r>
         <w:rPr>
           <w:lang w:val="fr_FR" w:bidi="fr_FR"/>
         </w:rPr>
         <w:t xml:space="preserve"> ; </w:t>
       </w:r>
-      <w:hyperlink r:id="rId45">
-        <w:r>
-          <w:rPr>
-            <w:lang w:val="fr_FR" w:bidi="fr_FR"/>
-          </w:rPr>
-          <w:rPr>
-            <w:color w:val="0000EE"/>
-            <w:u w:val="single"/>
-          </w:rPr>
-          <w:t>51.51</w:t>
-        </w:r>
-      </w:hyperlink>
+      <w:r>
+        <w:rPr>
+          <w:lang w:val="fr_FR" w:bidi="fr_FR"/>
+        </w:rPr>
+        <w:t>51.51</w:t>
+      </w:r>
       <w:r>
         <w:rPr>
           <w:lang w:val="fr_FR" w:bidi="fr_FR"/>
         </w:rPr>
         <w:t>) ; à la punition divine (</w:t>
       </w:r>
-      <w:hyperlink r:id="rId46">
-        <w:r>
-          <w:rPr>
-            <w:lang w:val="fr_FR" w:bidi="fr_FR"/>
-          </w:rPr>
-          <w:rPr>
-            <w:color w:val="0000EE"/>
-            <w:u w:val="single"/>
-          </w:rPr>
-          <w:t>2.2–22</w:t>
-        </w:r>
-      </w:hyperlink>
+      <w:r>
+        <w:rPr>
+          <w:lang w:val="fr_FR" w:bidi="fr_FR"/>
+        </w:rPr>
+        <w:t>2.2–22</w:t>
+      </w:r>
       <w:r>
         <w:rPr>
           <w:lang w:val="fr_FR" w:bidi="fr_FR"/>
         </w:rPr>
         <w:t xml:space="preserve"> ; </w:t>
       </w:r>
-      <w:hyperlink r:id="rId47">
-        <w:r>
-          <w:rPr>
-            <w:lang w:val="fr_FR" w:bidi="fr_FR"/>
-          </w:rPr>
-          <w:rPr>
-            <w:color w:val="0000EE"/>
-            <w:u w:val="single"/>
-          </w:rPr>
-          <w:t>3.39</w:t>
-        </w:r>
-      </w:hyperlink>
+      <w:r>
+        <w:rPr>
+          <w:lang w:val="fr_FR" w:bidi="fr_FR"/>
+        </w:rPr>
+        <w:t>3.39</w:t>
+      </w:r>
       <w:r>
         <w:rPr>
           <w:lang w:val="fr_FR" w:bidi="fr_FR"/>
         </w:rPr>
         <w:t xml:space="preserve"> ; </w:t>
       </w:r>
-      <w:hyperlink r:id="rId48">
-        <w:r>
-          <w:rPr>
-            <w:lang w:val="fr_FR" w:bidi="fr_FR"/>
-          </w:rPr>
-          <w:rPr>
-            <w:color w:val="0000EE"/>
-            <w:u w:val="single"/>
-          </w:rPr>
-          <w:t>5.14–16</w:t>
-        </w:r>
-      </w:hyperlink>
+      <w:r>
+        <w:rPr>
+          <w:lang w:val="fr_FR" w:bidi="fr_FR"/>
+        </w:rPr>
+        <w:t>5.14–16</w:t>
+      </w:r>
       <w:r>
         <w:rPr>
           <w:lang w:val="fr_FR" w:bidi="fr_FR"/>
         </w:rPr>
         <w:t xml:space="preserve"> ; cf. </w:t>
       </w:r>
-      <w:hyperlink r:id="rId49">
-        <w:r>
-          <w:rPr>
-            <w:lang w:val="fr_FR" w:bidi="fr_FR"/>
-          </w:rPr>
-          <w:rPr>
-            <w:color w:val="0000EE"/>
-            <w:u w:val="single"/>
-          </w:rPr>
-          <w:t>Jr 6.11</w:t>
-        </w:r>
-      </w:hyperlink>
+      <w:r>
+        <w:rPr>
+          <w:lang w:val="fr_FR" w:bidi="fr_FR"/>
+        </w:rPr>
+        <w:t>Jr 6.11</w:t>
+      </w:r>
       <w:r>
         <w:rPr>
           <w:lang w:val="fr_FR" w:bidi="fr_FR"/>
         </w:rPr>
         <w:t xml:space="preserve">, </w:t>
       </w:r>
-      <w:hyperlink r:id="rId50">
-        <w:r>
-          <w:rPr>
-            <w:lang w:val="fr_FR" w:bidi="fr_FR"/>
-          </w:rPr>
-          <w:rPr>
-            <w:color w:val="0000EE"/>
-            <w:u w:val="single"/>
-          </w:rPr>
-          <w:t>25</w:t>
-        </w:r>
-      </w:hyperlink>
+      <w:r>
+        <w:rPr>
+          <w:lang w:val="fr_FR" w:bidi="fr_FR"/>
+        </w:rPr>
+        <w:t>25</w:t>
+      </w:r>
       <w:r>
         <w:rPr>
           <w:lang w:val="fr_FR" w:bidi="fr_FR"/>
         </w:rPr>
         <w:t xml:space="preserve"> ; </w:t>
       </w:r>
-      <w:hyperlink r:id="rId51">
-        <w:r>
-          <w:rPr>
-            <w:lang w:val="fr_FR" w:bidi="fr_FR"/>
-          </w:rPr>
-          <w:rPr>
-            <w:color w:val="0000EE"/>
-            <w:u w:val="single"/>
-          </w:rPr>
-          <w:t>7.14</w:t>
-        </w:r>
-      </w:hyperlink>
+      <w:r>
+        <w:rPr>
+          <w:lang w:val="fr_FR" w:bidi="fr_FR"/>
+        </w:rPr>
+        <w:t>7.14</w:t>
+      </w:r>
       <w:r>
         <w:rPr>
           <w:lang w:val="fr_FR" w:bidi="fr_FR"/>
         </w:rPr>
         <w:t xml:space="preserve"> ; </w:t>
       </w:r>
-      <w:hyperlink r:id="rId52">
-        <w:r>
-          <w:rPr>
-            <w:lang w:val="fr_FR" w:bidi="fr_FR"/>
-          </w:rPr>
-          <w:rPr>
-            <w:color w:val="0000EE"/>
-            <w:u w:val="single"/>
-          </w:rPr>
-          <w:t>16.2–4</w:t>
-        </w:r>
-      </w:hyperlink>
+      <w:r>
+        <w:rPr>
+          <w:lang w:val="fr_FR" w:bidi="fr_FR"/>
+        </w:rPr>
+        <w:t>16.2–4</w:t>
+      </w:r>
       <w:r>
         <w:rPr>
           <w:lang w:val="fr_FR" w:bidi="fr_FR"/>
         </w:rPr>
         <w:t xml:space="preserve"> ; </w:t>
       </w:r>
-      <w:hyperlink r:id="rId22">
-        <w:r>
-          <w:rPr>
-            <w:lang w:val="fr_FR" w:bidi="fr_FR"/>
-          </w:rPr>
-          <w:rPr>
-            <w:color w:val="0000EE"/>
-            <w:u w:val="single"/>
-          </w:rPr>
-          <w:t>18.21</w:t>
-        </w:r>
-      </w:hyperlink>
+      <w:r>
+        <w:rPr>
+          <w:lang w:val="fr_FR" w:bidi="fr_FR"/>
+        </w:rPr>
+        <w:t>18.21</w:t>
+      </w:r>
       <w:r>
         <w:rPr>
           <w:lang w:val="fr_FR" w:bidi="fr_FR"/>
         </w:rPr>
         <w:t xml:space="preserve"> ; </w:t>
       </w:r>
-      <w:hyperlink r:id="rId53">
-        <w:r>
-          <w:rPr>
-            <w:lang w:val="fr_FR" w:bidi="fr_FR"/>
-          </w:rPr>
-          <w:rPr>
-            <w:color w:val="0000EE"/>
-            <w:u w:val="single"/>
-          </w:rPr>
-          <w:t>51.30</w:t>
-        </w:r>
-      </w:hyperlink>
+      <w:r>
+        <w:rPr>
+          <w:lang w:val="fr_FR" w:bidi="fr_FR"/>
+        </w:rPr>
+        <w:t>51.30</w:t>
+      </w:r>
       <w:r>
         <w:rPr>
           <w:lang w:val="fr_FR" w:bidi="fr_FR"/>
         </w:rPr>
         <w:t xml:space="preserve">, </w:t>
       </w:r>
-      <w:hyperlink r:id="rId54">
-        <w:r>
-          <w:rPr>
-            <w:lang w:val="fr_FR" w:bidi="fr_FR"/>
-          </w:rPr>
-          <w:rPr>
-            <w:color w:val="0000EE"/>
-            <w:u w:val="single"/>
-          </w:rPr>
-          <w:t>34</w:t>
-        </w:r>
-      </w:hyperlink>
+      <w:r>
+        <w:rPr>
+          <w:lang w:val="fr_FR" w:bidi="fr_FR"/>
+        </w:rPr>
+        <w:t>34</w:t>
+      </w:r>
       <w:r>
         <w:rPr>
           <w:lang w:val="fr_FR" w:bidi="fr_FR"/>
         </w:rPr>
         <w:t xml:space="preserve"> ; </w:t>
       </w:r>
-      <w:hyperlink r:id="rId55">
-        <w:r>
-          <w:rPr>
-            <w:lang w:val="fr_FR" w:bidi="fr_FR"/>
-          </w:rPr>
-          <w:rPr>
-            <w:color w:val="0000EE"/>
-            <w:u w:val="single"/>
-          </w:rPr>
-          <w:t>52.14</w:t>
-        </w:r>
-      </w:hyperlink>
+      <w:r>
+        <w:rPr>
+          <w:lang w:val="fr_FR" w:bidi="fr_FR"/>
+        </w:rPr>
+        <w:t>52.14</w:t>
+      </w:r>
       <w:r>
         <w:rPr>
           <w:lang w:val="fr_FR" w:bidi="fr_FR"/>
         </w:rPr>
         <w:t>) ; aux faux prophètes (</w:t>
       </w:r>
-      <w:hyperlink r:id="rId56">
-        <w:r>
-          <w:rPr>
-            <w:lang w:val="fr_FR" w:bidi="fr_FR"/>
-          </w:rPr>
-          <w:rPr>
-            <w:color w:val="0000EE"/>
-            <w:u w:val="single"/>
-          </w:rPr>
-          <w:t>2.14</w:t>
-        </w:r>
-      </w:hyperlink>
+      <w:r>
+        <w:rPr>
+          <w:lang w:val="fr_FR" w:bidi="fr_FR"/>
+        </w:rPr>
+        <w:t>2.14</w:t>
+      </w:r>
       <w:r>
         <w:rPr>
           <w:lang w:val="fr_FR" w:bidi="fr_FR"/>
         </w:rPr>
         <w:t xml:space="preserve"> ; cf. </w:t>
       </w:r>
-      <w:hyperlink r:id="rId57">
-        <w:r>
-          <w:rPr>
-            <w:lang w:val="fr_FR" w:bidi="fr_FR"/>
-          </w:rPr>
-          <w:rPr>
-            <w:color w:val="0000EE"/>
-            <w:u w:val="single"/>
-          </w:rPr>
-          <w:t>Jr 23.25–29</w:t>
-        </w:r>
-      </w:hyperlink>
+      <w:r>
+        <w:rPr>
+          <w:lang w:val="fr_FR" w:bidi="fr_FR"/>
+        </w:rPr>
+        <w:t>Jr 23.25–29</w:t>
+      </w:r>
       <w:r>
         <w:rPr>
           <w:lang w:val="fr_FR" w:bidi="fr_FR"/>
         </w:rPr>
         <w:t xml:space="preserve"> ; </w:t>
       </w:r>
-      <w:hyperlink r:id="rId58">
-        <w:r>
-          <w:rPr>
-            <w:lang w:val="fr_FR" w:bidi="fr_FR"/>
-          </w:rPr>
-          <w:rPr>
-            <w:color w:val="0000EE"/>
-            <w:u w:val="single"/>
-          </w:rPr>
-          <w:t>29.8–9</w:t>
-        </w:r>
-      </w:hyperlink>
+      <w:r>
+        <w:rPr>
+          <w:lang w:val="fr_FR" w:bidi="fr_FR"/>
+        </w:rPr>
+        <w:t>29.8–9</w:t>
+      </w:r>
       <w:r>
         <w:rPr>
           <w:lang w:val="fr_FR" w:bidi="fr_FR"/>
@@ -1283,108 +995,72 @@
         </w:rPr>
         <w:t xml:space="preserve"> ; </w:t>
       </w:r>
-      <w:hyperlink r:id="rId59">
-        <w:r>
-          <w:rPr>
-            <w:lang w:val="fr_FR" w:bidi="fr_FR"/>
-          </w:rPr>
-          <w:rPr>
-            <w:color w:val="0000EE"/>
-            <w:u w:val="single"/>
-          </w:rPr>
-          <w:t>3.19</w:t>
-        </w:r>
-      </w:hyperlink>
+      <w:r>
+        <w:rPr>
+          <w:lang w:val="fr_FR" w:bidi="fr_FR"/>
+        </w:rPr>
+        <w:t>3.19</w:t>
+      </w:r>
       <w:r>
         <w:rPr>
           <w:lang w:val="fr_FR" w:bidi="fr_FR"/>
         </w:rPr>
         <w:t xml:space="preserve"> ; cf. </w:t>
       </w:r>
-      <w:hyperlink r:id="rId60">
-        <w:r>
-          <w:rPr>
-            <w:lang w:val="fr_FR" w:bidi="fr_FR"/>
-          </w:rPr>
-          <w:rPr>
-            <w:color w:val="0000EE"/>
-            <w:u w:val="single"/>
-          </w:rPr>
-          <w:t>Jr 9.15</w:t>
-        </w:r>
-      </w:hyperlink>
+      <w:r>
+        <w:rPr>
+          <w:lang w:val="fr_FR" w:bidi="fr_FR"/>
+        </w:rPr>
+        <w:t>Jr 9.15</w:t>
+      </w:r>
       <w:r>
         <w:rPr>
           <w:lang w:val="fr_FR" w:bidi="fr_FR"/>
         </w:rPr>
         <w:t>) ; aux fosses (</w:t>
       </w:r>
-      <w:hyperlink r:id="rId61">
-        <w:r>
-          <w:rPr>
-            <w:lang w:val="fr_FR" w:bidi="fr_FR"/>
-          </w:rPr>
-          <w:rPr>
-            <w:color w:val="0000EE"/>
-            <w:u w:val="single"/>
-          </w:rPr>
-          <w:t>3.53</w:t>
-        </w:r>
-      </w:hyperlink>
+      <w:r>
+        <w:rPr>
+          <w:lang w:val="fr_FR" w:bidi="fr_FR"/>
+        </w:rPr>
+        <w:t>3.53</w:t>
+      </w:r>
       <w:r>
         <w:rPr>
           <w:lang w:val="fr_FR" w:bidi="fr_FR"/>
         </w:rPr>
         <w:t xml:space="preserve">, </w:t>
       </w:r>
-      <w:hyperlink r:id="rId62">
-        <w:r>
-          <w:rPr>
-            <w:lang w:val="fr_FR" w:bidi="fr_FR"/>
-          </w:rPr>
-          <w:rPr>
-            <w:color w:val="0000EE"/>
-            <w:u w:val="single"/>
-          </w:rPr>
-          <w:t>55</w:t>
-        </w:r>
-      </w:hyperlink>
+      <w:r>
+        <w:rPr>
+          <w:lang w:val="fr_FR" w:bidi="fr_FR"/>
+        </w:rPr>
+        <w:t>55</w:t>
+      </w:r>
       <w:r>
         <w:rPr>
           <w:lang w:val="fr_FR" w:bidi="fr_FR"/>
         </w:rPr>
         <w:t xml:space="preserve"> ; cf. </w:t>
       </w:r>
-      <w:hyperlink r:id="rId63">
-        <w:r>
-          <w:rPr>
-            <w:lang w:val="fr_FR" w:bidi="fr_FR"/>
-          </w:rPr>
-          <w:rPr>
-            <w:color w:val="0000EE"/>
-            <w:u w:val="single"/>
-          </w:rPr>
-          <w:t>Jr 37.16</w:t>
-        </w:r>
-      </w:hyperlink>
+      <w:r>
+        <w:rPr>
+          <w:lang w:val="fr_FR" w:bidi="fr_FR"/>
+        </w:rPr>
+        <w:t>Jr 37.16</w:t>
+      </w:r>
       <w:r>
         <w:rPr>
           <w:lang w:val="fr_FR" w:bidi="fr_FR"/>
         </w:rPr>
         <w:t xml:space="preserve"> ; </w:t>
       </w:r>
-      <w:hyperlink r:id="rId64">
-        <w:r>
-          <w:rPr>
-            <w:lang w:val="fr_FR" w:bidi="fr_FR"/>
-          </w:rPr>
-          <w:rPr>
-            <w:color w:val="0000EE"/>
-            <w:u w:val="single"/>
-          </w:rPr>
-          <w:t>38.6–13</w:t>
-        </w:r>
-      </w:hyperlink>
+      <w:r>
+        <w:rPr>
+          <w:lang w:val="fr_FR" w:bidi="fr_FR"/>
+        </w:rPr>
+        <w:t>38.6–13</w:t>
+      </w:r>
       <w:r>
         <w:rPr>
           <w:lang w:val="fr_FR" w:bidi="fr_FR"/>
@@ -1403,36 +1079,24 @@
         </w:rPr>
         <w:t xml:space="preserve"> (</w:t>
       </w:r>
-      <w:hyperlink r:id="rId65">
-        <w:r>
-          <w:rPr>
-            <w:lang w:val="fr_FR" w:bidi="fr_FR"/>
-          </w:rPr>
-          <w:rPr>
-            <w:color w:val="0000EE"/>
-            <w:u w:val="single"/>
-          </w:rPr>
-          <w:t>4.2</w:t>
-        </w:r>
-      </w:hyperlink>
+      <w:r>
+        <w:rPr>
+          <w:lang w:val="fr_FR" w:bidi="fr_FR"/>
+        </w:rPr>
+        <w:t>4.2</w:t>
+      </w:r>
       <w:r>
         <w:rPr>
           <w:lang w:val="fr_FR" w:bidi="fr_FR"/>
         </w:rPr>
         <w:t xml:space="preserve"> ; cf. </w:t>
       </w:r>
-      <w:hyperlink r:id="rId66">
-        <w:r>
-          <w:rPr>
-            <w:lang w:val="fr_FR" w:bidi="fr_FR"/>
-          </w:rPr>
-          <w:rPr>
-            <w:color w:val="0000EE"/>
-            <w:u w:val="single"/>
-          </w:rPr>
-          <w:t>Jr 19.11</w:t>
-        </w:r>
-      </w:hyperlink>
+      <w:r>
+        <w:rPr>
+          <w:lang w:val="fr_FR" w:bidi="fr_FR"/>
+        </w:rPr>
+        <w:t>Jr 19.11</w:t>
+      </w:r>
       <w:r>
         <w:rPr>
           <w:lang w:val="fr_FR" w:bidi="fr_FR"/>
@@ -1478,36 +1142,24 @@
         </w:rPr>
         <w:t xml:space="preserve">L’auteur du livre des Lamentations a trouvé un sens à cette calamité. Le peuple de Dieu avait attiré ce malheur sur lui-même en adoptant un culte mensonger et une conduite immorale. L’Éternel s’était irrité de ce rejet de son autorité et de cette rupture de l’alliance. Il avait alors exercé le jugement, comme il l’avait annoncé (voir </w:t>
       </w:r>
-      <w:hyperlink r:id="rId67">
-        <w:r>
-          <w:rPr>
-            <w:lang w:val="fr_FR" w:bidi="fr_FR"/>
-          </w:rPr>
-          <w:rPr>
-            <w:color w:val="0000EE"/>
-            <w:u w:val="single"/>
-          </w:rPr>
-          <w:t>Dt 28.32–53</w:t>
-        </w:r>
-      </w:hyperlink>
+      <w:r>
+        <w:rPr>
+          <w:lang w:val="fr_FR" w:bidi="fr_FR"/>
+        </w:rPr>
+        <w:t>Dt 28.32–53</w:t>
+      </w:r>
       <w:r>
         <w:rPr>
           <w:lang w:val="fr_FR" w:bidi="fr_FR"/>
         </w:rPr>
         <w:t xml:space="preserve">). Ce jugement était juste et mérité (voir </w:t>
       </w:r>
-      <w:hyperlink r:id="rId35">
-        <w:r>
-          <w:rPr>
-            <w:lang w:val="fr_FR" w:bidi="fr_FR"/>
-          </w:rPr>
-          <w:rPr>
-            <w:color w:val="0000EE"/>
-            <w:u w:val="single"/>
-          </w:rPr>
-          <w:t>Lm 1.18</w:t>
-        </w:r>
-      </w:hyperlink>
+      <w:r>
+        <w:rPr>
+          <w:lang w:val="fr_FR" w:bidi="fr_FR"/>
+        </w:rPr>
+        <w:t>Lm 1.18</w:t>
+      </w:r>
       <w:r>
         <w:rPr>
           <w:lang w:val="fr_FR" w:bidi="fr_FR"/>
@@ -1528,18 +1180,12 @@
         </w:rPr>
         <w:t>Mais qu’en est-il de l’avenir ? Ceux qui cherchent sincèrement l’Éternel trouvent de l'espoir. Même dans les ténèbres les plus profondes, ceux qui souffrent peuvent s’adresser à lui et découvrir sa miséricorde, son pardon et sa capacité à restaurer. La détresse cherche à engloutir l’âme, mais l’espérance éclaire le chemin. Dieu demeure éternel, souverain sur toute chose. Même si les doutes et les peurs continuent d’habiter le cœur humain, Dieu reste digne de confiance. Sa colère, bien qu’elle soit juste, ne dure pas éternellement. Dès que le peuple se repent et confesse ses fautes, sa miséricorde redevient accessible. Il devient alors possible de proclamer sa fidélité immense (</w:t>
       </w:r>
-      <w:hyperlink r:id="rId68">
-        <w:r>
-          <w:rPr>
-            <w:lang w:val="fr_FR" w:bidi="fr_FR"/>
-          </w:rPr>
-          <w:rPr>
-            <w:color w:val="0000EE"/>
-            <w:u w:val="single"/>
-          </w:rPr>
-          <w:t>Lm 3.21–26</w:t>
-        </w:r>
-      </w:hyperlink>
+      <w:r>
+        <w:rPr>
+          <w:lang w:val="fr_FR" w:bidi="fr_FR"/>
+        </w:rPr>
+        <w:t>Lm 3.21–26</w:t>
+      </w:r>
       <w:r>
         <w:rPr>
           <w:lang w:val="fr_FR" w:bidi="fr_FR"/>
